--- a/voucher_template.docx
+++ b/voucher_template.docx
@@ -836,6 +836,146 @@
     </w:p>
     <w:p>
       <w:pPr>
+        <w:spacing w:before="320"/>
+      </w:pPr>
+      <w:r>
+        <w:rPr>
+          <w:rFonts w:ascii="Calibri" w:hAnsi="Calibri" w:eastAsia="Calibri" w:cs="Calibri"/>
+          <w:b/>
+          <w:i w:val="0"/>
+          <w:color w:val="592D58"/>
+          <w:sz w:val="22"/>
+        </w:rPr>
+        <w:t>Terms &amp; Conditions</w:t>
+      </w:r>
+    </w:p>
+    <w:p>
+      <w:pPr>
+        <w:pStyle w:val="ListNumber"/>
+      </w:pPr>
+      <w:r>
+        <w:rPr>
+          <w:rFonts w:ascii="Calibri" w:hAnsi="Calibri" w:eastAsia="Calibri" w:cs="Calibri"/>
+          <w:b/>
+          <w:i w:val="0"/>
+          <w:color w:val="592D58"/>
+          <w:sz w:val="20"/>
+        </w:rPr>
+        <w:t xml:space="preserve">Tourism Dirham: </w:t>
+      </w:r>
+      <w:r>
+        <w:rPr>
+          <w:rFonts w:ascii="Calibri" w:hAnsi="Calibri" w:eastAsia="Calibri" w:cs="Calibri"/>
+          <w:b w:val="0"/>
+          <w:i w:val="0"/>
+          <w:color w:val="333333"/>
+          <w:sz w:val="20"/>
+        </w:rPr>
+        <w:t xml:space="preserve">Applicable Tourism Dirham fees will be charged by the hotel as per prevailing UAE/DET regulations and payable by the guest at check-in.</w:t>
+      </w:r>
+    </w:p>
+    <w:p>
+      <w:pPr>
+        <w:pStyle w:val="ListNumber"/>
+      </w:pPr>
+      <w:r>
+        <w:rPr>
+          <w:rFonts w:ascii="Calibri" w:hAnsi="Calibri" w:eastAsia="Calibri" w:cs="Calibri"/>
+          <w:b/>
+          <w:i w:val="0"/>
+          <w:color w:val="592D58"/>
+          <w:sz w:val="20"/>
+        </w:rPr>
+        <w:t xml:space="preserve">Security Deposit: </w:t>
+      </w:r>
+      <w:r>
+        <w:rPr>
+          <w:rFonts w:ascii="Calibri" w:hAnsi="Calibri" w:eastAsia="Calibri" w:cs="Calibri"/>
+          <w:b w:val="0"/>
+          <w:i w:val="0"/>
+          <w:color w:val="333333"/>
+          <w:sz w:val="20"/>
+        </w:rPr>
+        <w:t xml:space="preserve">Any refundable security deposit required by the hotel must be paid directly by the guest and will be released after check-out, subject to hotel policy.</w:t>
+      </w:r>
+    </w:p>
+    <w:p>
+      <w:pPr>
+        <w:pStyle w:val="ListNumber"/>
+      </w:pPr>
+      <w:r>
+        <w:rPr>
+          <w:rFonts w:ascii="Calibri" w:hAnsi="Calibri" w:eastAsia="Calibri" w:cs="Calibri"/>
+          <w:b/>
+          <w:i w:val="0"/>
+          <w:color w:val="592D58"/>
+          <w:sz w:val="20"/>
+        </w:rPr>
+        <w:t xml:space="preserve">Hotel Extras: </w:t>
+      </w:r>
+      <w:r>
+        <w:rPr>
+          <w:rFonts w:ascii="Calibri" w:hAnsi="Calibri" w:eastAsia="Calibri" w:cs="Calibri"/>
+          <w:b w:val="0"/>
+          <w:i w:val="0"/>
+          <w:color w:val="333333"/>
+          <w:sz w:val="20"/>
+        </w:rPr>
+        <w:t xml:space="preserve">All personal expenses, including laundry, food &amp; beverages, minibar, room service, spa/massage, delivery, and other additional services, are payable directly by the guest.</w:t>
+      </w:r>
+    </w:p>
+    <w:p>
+      <w:pPr>
+        <w:pStyle w:val="ListNumber"/>
+      </w:pPr>
+      <w:r>
+        <w:rPr>
+          <w:rFonts w:ascii="Calibri" w:hAnsi="Calibri" w:eastAsia="Calibri" w:cs="Calibri"/>
+          <w:b/>
+          <w:i w:val="0"/>
+          <w:color w:val="592D58"/>
+          <w:sz w:val="20"/>
+        </w:rPr>
+        <w:t xml:space="preserve">Additional Charges: </w:t>
+      </w:r>
+      <w:r>
+        <w:rPr>
+          <w:rFonts w:ascii="Calibri" w:hAnsi="Calibri" w:eastAsia="Calibri" w:cs="Calibri"/>
+          <w:b w:val="0"/>
+          <w:i w:val="0"/>
+          <w:color w:val="333333"/>
+          <w:sz w:val="20"/>
+        </w:rPr>
+        <w:t xml:space="preserve">Any charges for damages, lost items, late check-out, early check-in, or services not included in the booking are payable by the guest.</w:t>
+      </w:r>
+    </w:p>
+    <w:p>
+      <w:pPr>
+        <w:pStyle w:val="ListNumber"/>
+      </w:pPr>
+      <w:r>
+        <w:rPr>
+          <w:rFonts w:ascii="Calibri" w:hAnsi="Calibri" w:eastAsia="Calibri" w:cs="Calibri"/>
+          <w:b/>
+          <w:i w:val="0"/>
+          <w:color w:val="592D58"/>
+          <w:sz w:val="20"/>
+        </w:rPr>
+        <w:t xml:space="preserve">Hotel Policies: </w:t>
+      </w:r>
+      <w:r>
+        <w:rPr>
+          <w:rFonts w:ascii="Calibri" w:hAnsi="Calibri" w:eastAsia="Calibri" w:cs="Calibri"/>
+          <w:b w:val="0"/>
+          <w:i w:val="0"/>
+          <w:color w:val="333333"/>
+          <w:sz w:val="20"/>
+        </w:rPr>
+        <w:t xml:space="preserve">All guests are subject to the hotel's applicable check-in, check-out, identification, and other policies.</w:t>
+      </w:r>
+    </w:p>
+    <w:p>
+      <w:pPr>
         <w:spacing w:before="400"/>
         <w:jc w:val="center"/>
       </w:pPr>

--- a/voucher_template.docx
+++ b/voucher_template.docx
@@ -90,6 +90,68 @@
           <w:sz w:val="22"/>
         </w:rPr>
         <w:t>Thank you for booking with Atlantis Holidays. Please refer to the below confirmation voucher for your hotel.</w:t>
+      </w:r>
+    </w:p>
+    <w:p>
+      <w:r>
+        <w:rPr>
+          <w:rFonts w:ascii="Calibri" w:hAnsi="Calibri" w:eastAsia="Calibri" w:cs="Calibri"/>
+          <w:b/>
+          <w:i w:val="0"/>
+          <w:color w:val="592D58"/>
+          <w:sz w:val="20"/>
+        </w:rPr>
+        <w:t xml:space="preserve">VOUCHER NO: </w:t>
+      </w:r>
+      <w:r>
+        <w:rPr>
+          <w:rFonts w:ascii="Calibri" w:hAnsi="Calibri" w:eastAsia="Calibri" w:cs="Calibri"/>
+          <w:b w:val="0"/>
+          <w:i w:val="0"/>
+          <w:color w:val="333333"/>
+          <w:sz w:val="20"/>
+        </w:rPr>
+        <w:t xml:space="preserve">{voucher_number}</w:t>
+      </w:r>
+      <w:r>
+        <w:rPr>
+          <w:rFonts w:ascii="Calibri" w:hAnsi="Calibri" w:eastAsia="Calibri" w:cs="Calibri"/>
+          <w:b/>
+          <w:i w:val="0"/>
+          <w:color w:val="592D58"/>
+          <w:sz w:val="20"/>
+        </w:rPr>
+        <w:t xml:space="preserve">   |   DATE OF ISSUE: </w:t>
+      </w:r>
+      <w:r>
+        <w:rPr>
+          <w:rFonts w:ascii="Calibri" w:hAnsi="Calibri" w:eastAsia="Calibri" w:cs="Calibri"/>
+          <w:b w:val="0"/>
+          <w:i w:val="0"/>
+          <w:color w:val="333333"/>
+          <w:sz w:val="20"/>
+        </w:rPr>
+        <w:t xml:space="preserve">{issue_date}</w:t>
+      </w:r>
+      <w:r>
+        <w:rPr>
+          <w:rFonts w:ascii="Calibri" w:hAnsi="Calibri" w:eastAsia="Calibri" w:cs="Calibri"/>
+          <w:b/>
+          <w:i w:val="0"/>
+          <w:color w:val="592D58"/>
+          <w:sz w:val="20"/>
+        </w:rPr>
+        <w:t xml:space="preserve">   |   STATUS: </w:t>
+      </w:r>
+      <w:r>
+        <w:rPr>
+          <w:rFonts w:ascii="Calibri" w:hAnsi="Calibri" w:eastAsia="Calibri" w:cs="Calibri"/>
+          <w:b w:val="0"/>
+          <w:i w:val="0"/>
+          <w:color w:val="333333"/>
+          <w:sz w:val="20"/>
+        </w:rPr>
+        <w:t xml:space="preserve">{status}</w:t>
       </w:r>
     </w:p>
     <w:tbl>
@@ -211,6 +273,28 @@
         </w:tc>
       </w:tr>
     </w:tbl>
+    <w:p>
+      <w:r>
+        <w:rPr>
+          <w:rFonts w:ascii="Calibri" w:hAnsi="Calibri" w:eastAsia="Calibri" w:cs="Calibri"/>
+          <w:b/>
+          <w:i w:val="0"/>
+          <w:color w:val="592D58"/>
+          <w:sz w:val="20"/>
+        </w:rPr>
+        <w:t xml:space="preserve">Website: </w:t>
+      </w:r>
+      <w:r>
+        <w:rPr>
+          <w:rFonts w:ascii="Calibri" w:hAnsi="Calibri" w:eastAsia="Calibri" w:cs="Calibri"/>
+          <w:b w:val="0"/>
+          <w:i w:val="0"/>
+          <w:color w:val="333333"/>
+          <w:sz w:val="20"/>
+        </w:rPr>
+        <w:t xml:space="preserve">{hotel_website}</w:t>
+      </w:r>
+    </w:p>
     <w:tbl>
       <w:tblPr>
         <w:tblW w:type="auto" w:w="0"/>
@@ -322,7 +406,7 @@
                 <w:color w:val="333333"/>
                 <w:sz w:val="20"/>
               </w:rPr>
-              <w:t>{confirmation_number}</w:t>
+              <w:t>{reservation_numbers}</w:t>
             </w:r>
           </w:p>
         </w:tc>
@@ -744,6 +828,183 @@
     </w:tbl>
     <w:p>
       <w:pPr>
+        <w:spacing w:before="240"/>
+      </w:pPr>
+      <w:r>
+        <w:rPr>
+          <w:rFonts w:ascii="Calibri" w:hAnsi="Calibri" w:eastAsia="Calibri" w:cs="Calibri"/>
+          <w:b/>
+          <w:i w:val="0"/>
+          <w:color w:val="592D58"/>
+          <w:sz w:val="22"/>
+        </w:rPr>
+        <w:t>Room Details</w:t>
+      </w:r>
+    </w:p>
+    <w:p>
+      <w:r>
+        <w:rPr>
+          <w:rFonts w:ascii="Calibri" w:hAnsi="Calibri" w:eastAsia="Calibri" w:cs="Calibri"/>
+          <w:b w:val="0"/>
+          <w:i w:val="0"/>
+          <w:color w:val="333333"/>
+          <w:sz w:val="20"/>
+        </w:rPr>
+        <w:t xml:space="preserve">{room_description}</w:t>
+      </w:r>
+    </w:p>
+    <w:p>
+      <w:pPr>
+        <w:pStyle w:val="ListBullet"/>
+      </w:pPr>
+      <w:r>
+        <w:rPr>
+          <w:rFonts w:ascii="Calibri" w:hAnsi="Calibri" w:eastAsia="Calibri" w:cs="Calibri"/>
+          <w:b/>
+          <w:i w:val="0"/>
+          <w:color w:val="592D58"/>
+          <w:sz w:val="20"/>
+        </w:rPr>
+        <w:t xml:space="preserve">Room Size: </w:t>
+      </w:r>
+      <w:r>
+        <w:rPr>
+          <w:rFonts w:ascii="Calibri" w:hAnsi="Calibri" w:eastAsia="Calibri" w:cs="Calibri"/>
+          <w:b w:val="0"/>
+          <w:i w:val="0"/>
+          <w:color w:val="333333"/>
+          <w:sz w:val="20"/>
+        </w:rPr>
+        <w:t xml:space="preserve">{room_size} sqm</w:t>
+      </w:r>
+    </w:p>
+    <w:p>
+      <w:pPr>
+        <w:pStyle w:val="ListBullet"/>
+      </w:pPr>
+      <w:r>
+        <w:rPr>
+          <w:rFonts w:ascii="Calibri" w:hAnsi="Calibri" w:eastAsia="Calibri" w:cs="Calibri"/>
+          <w:b/>
+          <w:i w:val="0"/>
+          <w:color w:val="592D58"/>
+          <w:sz w:val="20"/>
+        </w:rPr>
+        <w:t xml:space="preserve">Bed Type: </w:t>
+      </w:r>
+      <w:r>
+        <w:rPr>
+          <w:rFonts w:ascii="Calibri" w:hAnsi="Calibri" w:eastAsia="Calibri" w:cs="Calibri"/>
+          <w:b w:val="0"/>
+          <w:i w:val="0"/>
+          <w:color w:val="333333"/>
+          <w:sz w:val="20"/>
+        </w:rPr>
+        <w:t xml:space="preserve">{bed_type}</w:t>
+      </w:r>
+    </w:p>
+    <w:p>
+      <w:pPr>
+        <w:pStyle w:val="ListBullet"/>
+      </w:pPr>
+      <w:r>
+        <w:rPr>
+          <w:rFonts w:ascii="Calibri" w:hAnsi="Calibri" w:eastAsia="Calibri" w:cs="Calibri"/>
+          <w:b/>
+          <w:i w:val="0"/>
+          <w:color w:val="592D58"/>
+          <w:sz w:val="20"/>
+        </w:rPr>
+        <w:t xml:space="preserve">View: </w:t>
+      </w:r>
+      <w:r>
+        <w:rPr>
+          <w:rFonts w:ascii="Calibri" w:hAnsi="Calibri" w:eastAsia="Calibri" w:cs="Calibri"/>
+          <w:b w:val="0"/>
+          <w:i w:val="0"/>
+          <w:color w:val="333333"/>
+          <w:sz w:val="20"/>
+        </w:rPr>
+        <w:t xml:space="preserve">{room_view}</w:t>
+      </w:r>
+    </w:p>
+    <w:p>
+      <w:pPr>
+        <w:pStyle w:val="ListBullet"/>
+      </w:pPr>
+      <w:r>
+        <w:rPr>
+          <w:rFonts w:ascii="Calibri" w:hAnsi="Calibri" w:eastAsia="Calibri" w:cs="Calibri"/>
+          <w:b/>
+          <w:i w:val="0"/>
+          <w:color w:val="592D58"/>
+          <w:sz w:val="20"/>
+        </w:rPr>
+        <w:t xml:space="preserve">Floor: </w:t>
+      </w:r>
+      <w:r>
+        <w:rPr>
+          <w:rFonts w:ascii="Calibri" w:hAnsi="Calibri" w:eastAsia="Calibri" w:cs="Calibri"/>
+          <w:b w:val="0"/>
+          <w:i w:val="0"/>
+          <w:color w:val="333333"/>
+          <w:sz w:val="20"/>
+        </w:rPr>
+        <w:t xml:space="preserve">{floor}</w:t>
+      </w:r>
+    </w:p>
+    <w:p>
+      <w:pPr>
+        <w:pStyle w:val="ListBullet"/>
+      </w:pPr>
+      <w:r>
+        <w:rPr>
+          <w:rFonts w:ascii="Calibri" w:hAnsi="Calibri" w:eastAsia="Calibri" w:cs="Calibri"/>
+          <w:b/>
+          <w:i w:val="0"/>
+          <w:color w:val="592D58"/>
+          <w:sz w:val="20"/>
+        </w:rPr>
+        <w:t xml:space="preserve">Connecting Rooms: </w:t>
+      </w:r>
+      <w:r>
+        <w:rPr>
+          <w:rFonts w:ascii="Calibri" w:hAnsi="Calibri" w:eastAsia="Calibri" w:cs="Calibri"/>
+          <w:b w:val="0"/>
+          <w:i w:val="0"/>
+          <w:color w:val="333333"/>
+          <w:sz w:val="20"/>
+        </w:rPr>
+        <w:t xml:space="preserve">{connecting_rooms}</w:t>
+      </w:r>
+    </w:p>
+    <w:p>
+      <w:pPr>
+        <w:pStyle w:val="ListBullet"/>
+      </w:pPr>
+      <w:r>
+        <w:rPr>
+          <w:rFonts w:ascii="Calibri" w:hAnsi="Calibri" w:eastAsia="Calibri" w:cs="Calibri"/>
+          <w:b/>
+          <w:i w:val="0"/>
+          <w:color w:val="592D58"/>
+          <w:sz w:val="20"/>
+        </w:rPr>
+        <w:t xml:space="preserve">Inclusions: </w:t>
+      </w:r>
+      <w:r>
+        <w:rPr>
+          <w:rFonts w:ascii="Calibri" w:hAnsi="Calibri" w:eastAsia="Calibri" w:cs="Calibri"/>
+          <w:b w:val="0"/>
+          <w:i w:val="0"/>
+          <w:color w:val="333333"/>
+          <w:sz w:val="20"/>
+        </w:rPr>
+        <w:t xml:space="preserve">{room_inclusions}</w:t>
+      </w:r>
+    </w:p>
+    <w:p>
+      <w:pPr>
         <w:spacing w:after="80"/>
       </w:pPr>
     </w:p>
@@ -832,6 +1093,87 @@
           <w:sz w:val="20"/>
         </w:rPr>
         <w:t>Status of your request shall be updated after confirming with the hotel.</w:t>
+      </w:r>
+    </w:p>
+    <w:p>
+      <w:pPr>
+        <w:spacing w:before="320"/>
+      </w:pPr>
+      <w:r>
+        <w:rPr>
+          <w:rFonts w:ascii="Calibri" w:hAnsi="Calibri" w:eastAsia="Calibri" w:cs="Calibri"/>
+          <w:b/>
+          <w:i w:val="0"/>
+          <w:color w:val="592D58"/>
+          <w:sz w:val="22"/>
+        </w:rPr>
+        <w:t>Policies</w:t>
+      </w:r>
+    </w:p>
+    <w:p>
+      <w:r>
+        <w:rPr>
+          <w:rFonts w:ascii="Calibri" w:hAnsi="Calibri" w:eastAsia="Calibri" w:cs="Calibri"/>
+          <w:b/>
+          <w:i w:val="0"/>
+          <w:color w:val="592D58"/>
+          <w:sz w:val="20"/>
+        </w:rPr>
+        <w:t xml:space="preserve">Cancellation Policy: </w:t>
+      </w:r>
+      <w:r>
+        <w:rPr>
+          <w:rFonts w:ascii="Calibri" w:hAnsi="Calibri" w:eastAsia="Calibri" w:cs="Calibri"/>
+          <w:b w:val="0"/>
+          <w:i w:val="0"/>
+          <w:color w:val="333333"/>
+          <w:sz w:val="20"/>
+        </w:rPr>
+        <w:t xml:space="preserve">{cancellation_policy}</w:t>
+      </w:r>
+    </w:p>
+    <w:p>
+      <w:r>
+        <w:rPr>
+          <w:rFonts w:ascii="Calibri" w:hAnsi="Calibri" w:eastAsia="Calibri" w:cs="Calibri"/>
+          <w:b/>
+          <w:i w:val="0"/>
+          <w:color w:val="592D58"/>
+          <w:sz w:val="20"/>
+        </w:rPr>
+        <w:t xml:space="preserve">Important Information: </w:t>
+      </w:r>
+      <w:r>
+        <w:rPr>
+          <w:rFonts w:ascii="Calibri" w:hAnsi="Calibri" w:eastAsia="Calibri" w:cs="Calibri"/>
+          <w:b w:val="0"/>
+          <w:i w:val="0"/>
+          <w:color w:val="333333"/>
+          <w:sz w:val="20"/>
+        </w:rPr>
+        <w:t xml:space="preserve">{important_info}</w:t>
+      </w:r>
+    </w:p>
+    <w:p>
+      <w:r>
+        <w:rPr>
+          <w:rFonts w:ascii="Calibri" w:hAnsi="Calibri" w:eastAsia="Calibri" w:cs="Calibri"/>
+          <w:b/>
+          <w:i w:val="0"/>
+          <w:color w:val="592D58"/>
+          <w:sz w:val="20"/>
+        </w:rPr>
+        <w:t xml:space="preserve">No-Show Policy: </w:t>
+      </w:r>
+      <w:r>
+        <w:rPr>
+          <w:rFonts w:ascii="Calibri" w:hAnsi="Calibri" w:eastAsia="Calibri" w:cs="Calibri"/>
+          <w:b w:val="0"/>
+          <w:i w:val="0"/>
+          <w:color w:val="333333"/>
+          <w:sz w:val="20"/>
+        </w:rPr>
+        <w:t xml:space="preserve">{no_show_policy}</w:t>
       </w:r>
     </w:p>
     <w:p>
@@ -972,6 +1314,87 @@
           <w:sz w:val="20"/>
         </w:rPr>
         <w:t xml:space="preserve">All guests are subject to the hotel's applicable check-in, check-out, identification, and other policies.</w:t>
+      </w:r>
+    </w:p>
+    <w:p>
+      <w:pPr>
+        <w:spacing w:before="320"/>
+      </w:pPr>
+      <w:r>
+        <w:rPr>
+          <w:rFonts w:ascii="Calibri" w:hAnsi="Calibri" w:eastAsia="Calibri" w:cs="Calibri"/>
+          <w:b/>
+          <w:i w:val="0"/>
+          <w:color w:val="592D58"/>
+          <w:sz w:val="22"/>
+        </w:rPr>
+        <w:t>For Assistance, Please Contact</w:t>
+      </w:r>
+    </w:p>
+    <w:p>
+      <w:r>
+        <w:rPr>
+          <w:rFonts w:ascii="Calibri" w:hAnsi="Calibri" w:eastAsia="Calibri" w:cs="Calibri"/>
+          <w:b/>
+          <w:i w:val="0"/>
+          <w:color w:val="592D58"/>
+          <w:sz w:val="20"/>
+        </w:rPr>
+        <w:t xml:space="preserve">Name: </w:t>
+      </w:r>
+      <w:r>
+        <w:rPr>
+          <w:rFonts w:ascii="Calibri" w:hAnsi="Calibri" w:eastAsia="Calibri" w:cs="Calibri"/>
+          <w:b w:val="0"/>
+          <w:i w:val="0"/>
+          <w:color w:val="333333"/>
+          <w:sz w:val="20"/>
+        </w:rPr>
+        <w:t xml:space="preserve">{consultant_name}</w:t>
+      </w:r>
+    </w:p>
+    <w:p>
+      <w:r>
+        <w:rPr>
+          <w:rFonts w:ascii="Calibri" w:hAnsi="Calibri" w:eastAsia="Calibri" w:cs="Calibri"/>
+          <w:b/>
+          <w:i w:val="0"/>
+          <w:color w:val="592D58"/>
+          <w:sz w:val="20"/>
+        </w:rPr>
+        <w:t xml:space="preserve">Phone: </w:t>
+      </w:r>
+      <w:r>
+        <w:rPr>
+          <w:rFonts w:ascii="Calibri" w:hAnsi="Calibri" w:eastAsia="Calibri" w:cs="Calibri"/>
+          <w:b w:val="0"/>
+          <w:i w:val="0"/>
+          <w:color w:val="333333"/>
+          <w:sz w:val="20"/>
+        </w:rPr>
+        <w:t xml:space="preserve">{consultant_phone}</w:t>
+      </w:r>
+    </w:p>
+    <w:p>
+      <w:r>
+        <w:rPr>
+          <w:rFonts w:ascii="Calibri" w:hAnsi="Calibri" w:eastAsia="Calibri" w:cs="Calibri"/>
+          <w:b/>
+          <w:i w:val="0"/>
+          <w:color w:val="592D58"/>
+          <w:sz w:val="20"/>
+        </w:rPr>
+        <w:t xml:space="preserve">Email: </w:t>
+      </w:r>
+      <w:r>
+        <w:rPr>
+          <w:rFonts w:ascii="Calibri" w:hAnsi="Calibri" w:eastAsia="Calibri" w:cs="Calibri"/>
+          <w:b w:val="0"/>
+          <w:i w:val="0"/>
+          <w:color w:val="333333"/>
+          <w:sz w:val="20"/>
+        </w:rPr>
+        <w:t xml:space="preserve">{consultant_email}</w:t>
       </w:r>
     </w:p>
     <w:p>
